--- a/thesis/informational/Preface_ToC.docx
+++ b/thesis/informational/Preface_ToC.docx
@@ -1106,9 +1106,11 @@
     <w:p>
       <w:pPr>
         <w:tabs>
-          <w:tab w:val="left" w:pos="540"/>
+          <w:tab w:val="left" w:pos="450"/>
           <w:tab w:val="left" w:pos="1260"/>
           <w:tab w:val="right" w:leader="dot" w:pos="8280"/>
+          <w:tab w:val="left" w:pos="8910"/>
+          <w:tab w:val="left" w:pos="9000"/>
         </w:tabs>
         <w:ind w:right="360"/>
         <w:rPr>
@@ -1123,16 +1125,7 @@
           <w:sz w:val="24"/>
           <w:szCs w:val="24"/>
         </w:rPr>
-        <w:t>I</w:t>
-      </w:r>
-      <w:proofErr w:type="gramStart"/>
-      <w:r>
-        <w:rPr>
-          <w:i w:val="0"/>
-          <w:sz w:val="24"/>
-          <w:szCs w:val="24"/>
-        </w:rPr>
-        <w:t xml:space="preserve">.    </w:t>
+        <w:t>I.</w:t>
       </w:r>
       <w:r>
         <w:rPr>
@@ -1143,31 +1136,254 @@
         <w:tab/>
         <w:t>INTRODUCTION</w:t>
       </w:r>
-      <w:proofErr w:type="gramEnd"/>
-      <w:r>
-        <w:rPr>
-          <w:i w:val="0"/>
-          <w:sz w:val="24"/>
-          <w:szCs w:val="24"/>
-        </w:rPr>
-        <w:tab/>
-      </w:r>
-      <w:r>
-        <w:rPr>
-          <w:i w:val="0"/>
-          <w:sz w:val="24"/>
-          <w:szCs w:val="24"/>
-        </w:rPr>
-        <w:t>x</w:t>
-      </w:r>
-    </w:p>
-    <w:p>
-      <w:pPr>
-        <w:tabs>
-          <w:tab w:val="left" w:pos="540"/>
+      <w:r>
+        <w:rPr>
+          <w:i w:val="0"/>
+          <w:sz w:val="24"/>
+          <w:szCs w:val="24"/>
+        </w:rPr>
+        <w:tab/>
+        <w:t>1</w:t>
+      </w:r>
+    </w:p>
+    <w:p>
+      <w:pPr>
+        <w:tabs>
+          <w:tab w:val="left" w:pos="720"/>
           <w:tab w:val="left" w:pos="1260"/>
           <w:tab w:val="left" w:pos="1620"/>
           <w:tab w:val="right" w:leader="dot" w:pos="8280"/>
+          <w:tab w:val="left" w:pos="8910"/>
+          <w:tab w:val="left" w:pos="9000"/>
+        </w:tabs>
+        <w:ind w:left="990" w:right="1620" w:hanging="990"/>
+        <w:rPr>
+          <w:i w:val="0"/>
+          <w:sz w:val="24"/>
+          <w:szCs w:val="24"/>
+        </w:rPr>
+      </w:pPr>
+      <w:r>
+        <w:rPr>
+          <w:i w:val="0"/>
+          <w:sz w:val="24"/>
+          <w:szCs w:val="24"/>
+        </w:rPr>
+        <w:tab/>
+        <w:t>1. Machine Learning/Artificial Intelligence Predictions Require Incorporations of Geospatial Data</w:t>
+      </w:r>
+      <w:r>
+        <w:rPr>
+          <w:i w:val="0"/>
+          <w:sz w:val="24"/>
+          <w:szCs w:val="24"/>
+        </w:rPr>
+        <w:tab/>
+      </w:r>
+      <w:r>
+        <w:rPr>
+          <w:i w:val="0"/>
+          <w:sz w:val="24"/>
+          <w:szCs w:val="24"/>
+        </w:rPr>
+        <w:t>2</w:t>
+      </w:r>
+    </w:p>
+    <w:p>
+      <w:pPr>
+        <w:tabs>
+          <w:tab w:val="left" w:pos="720"/>
+          <w:tab w:val="left" w:pos="1260"/>
+          <w:tab w:val="left" w:pos="1620"/>
+          <w:tab w:val="right" w:leader="dot" w:pos="8280"/>
+          <w:tab w:val="left" w:pos="8910"/>
+          <w:tab w:val="left" w:pos="9000"/>
+        </w:tabs>
+        <w:ind w:left="990" w:right="1620" w:hanging="990"/>
+        <w:rPr>
+          <w:i w:val="0"/>
+          <w:sz w:val="24"/>
+          <w:szCs w:val="24"/>
+        </w:rPr>
+      </w:pPr>
+      <w:r>
+        <w:rPr>
+          <w:i w:val="0"/>
+          <w:sz w:val="24"/>
+          <w:szCs w:val="24"/>
+        </w:rPr>
+        <w:tab/>
+        <w:t>2. Why Surface Ozone? – Relations to Urban Air Quality</w:t>
+      </w:r>
+      <w:r>
+        <w:rPr>
+          <w:i w:val="0"/>
+          <w:sz w:val="24"/>
+          <w:szCs w:val="24"/>
+        </w:rPr>
+        <w:tab/>
+      </w:r>
+      <w:r>
+        <w:rPr>
+          <w:i w:val="0"/>
+          <w:sz w:val="24"/>
+          <w:szCs w:val="24"/>
+        </w:rPr>
+        <w:t>4</w:t>
+      </w:r>
+    </w:p>
+    <w:p>
+      <w:pPr>
+        <w:tabs>
+          <w:tab w:val="left" w:pos="720"/>
+          <w:tab w:val="left" w:pos="1260"/>
+          <w:tab w:val="left" w:pos="1620"/>
+          <w:tab w:val="right" w:leader="dot" w:pos="8280"/>
+          <w:tab w:val="left" w:pos="8910"/>
+          <w:tab w:val="left" w:pos="9000"/>
+        </w:tabs>
+        <w:ind w:left="990" w:right="1620" w:hanging="990"/>
+        <w:rPr>
+          <w:i w:val="0"/>
+          <w:sz w:val="24"/>
+          <w:szCs w:val="24"/>
+        </w:rPr>
+      </w:pPr>
+      <w:r>
+        <w:rPr>
+          <w:i w:val="0"/>
+          <w:sz w:val="24"/>
+          <w:szCs w:val="24"/>
+        </w:rPr>
+        <w:tab/>
+        <w:t>3. A Tale of Two Layers</w:t>
+      </w:r>
+      <w:r>
+        <w:rPr>
+          <w:i w:val="0"/>
+          <w:sz w:val="24"/>
+          <w:szCs w:val="24"/>
+        </w:rPr>
+        <w:tab/>
+      </w:r>
+      <w:r>
+        <w:rPr>
+          <w:i w:val="0"/>
+          <w:sz w:val="24"/>
+          <w:szCs w:val="24"/>
+        </w:rPr>
+        <w:t>6</w:t>
+      </w:r>
+    </w:p>
+    <w:p>
+      <w:pPr>
+        <w:tabs>
+          <w:tab w:val="left" w:pos="720"/>
+          <w:tab w:val="left" w:pos="1260"/>
+          <w:tab w:val="left" w:pos="1620"/>
+          <w:tab w:val="right" w:leader="dot" w:pos="8280"/>
+          <w:tab w:val="left" w:pos="8910"/>
+          <w:tab w:val="left" w:pos="9000"/>
+        </w:tabs>
+        <w:ind w:left="990" w:right="1620" w:hanging="990"/>
+        <w:rPr>
+          <w:i w:val="0"/>
+          <w:sz w:val="24"/>
+          <w:szCs w:val="24"/>
+        </w:rPr>
+      </w:pPr>
+      <w:r>
+        <w:rPr>
+          <w:i w:val="0"/>
+          <w:sz w:val="24"/>
+          <w:szCs w:val="24"/>
+        </w:rPr>
+        <w:tab/>
+        <w:t>4. Surface O3 Exposure and Transport</w:t>
+      </w:r>
+      <w:r>
+        <w:rPr>
+          <w:i w:val="0"/>
+          <w:sz w:val="24"/>
+          <w:szCs w:val="24"/>
+        </w:rPr>
+        <w:tab/>
+      </w:r>
+      <w:r>
+        <w:rPr>
+          <w:i w:val="0"/>
+          <w:sz w:val="24"/>
+          <w:szCs w:val="24"/>
+        </w:rPr>
+        <w:t>8</w:t>
+      </w:r>
+    </w:p>
+    <w:p>
+      <w:pPr>
+        <w:tabs>
+          <w:tab w:val="left" w:pos="720"/>
+          <w:tab w:val="left" w:pos="1260"/>
+          <w:tab w:val="left" w:pos="1620"/>
+          <w:tab w:val="right" w:leader="dot" w:pos="8280"/>
+          <w:tab w:val="left" w:pos="8910"/>
+          <w:tab w:val="left" w:pos="9000"/>
+        </w:tabs>
+        <w:ind w:left="990" w:right="1620" w:hanging="990"/>
+        <w:rPr>
+          <w:i w:val="0"/>
+          <w:sz w:val="24"/>
+          <w:szCs w:val="24"/>
+        </w:rPr>
+      </w:pPr>
+      <w:r>
+        <w:rPr>
+          <w:i w:val="0"/>
+          <w:sz w:val="24"/>
+          <w:szCs w:val="24"/>
+        </w:rPr>
+        <w:tab/>
+      </w:r>
+      <w:r>
+        <w:rPr>
+          <w:i w:val="0"/>
+          <w:sz w:val="24"/>
+          <w:szCs w:val="24"/>
+        </w:rPr>
+        <w:t>5</w:t>
+      </w:r>
+      <w:r>
+        <w:rPr>
+          <w:i w:val="0"/>
+          <w:sz w:val="24"/>
+          <w:szCs w:val="24"/>
+        </w:rPr>
+        <w:t>. Structure of the Thesis</w:t>
+      </w:r>
+      <w:r>
+        <w:rPr>
+          <w:i w:val="0"/>
+          <w:sz w:val="24"/>
+          <w:szCs w:val="24"/>
+        </w:rPr>
+        <w:tab/>
+      </w:r>
+      <w:r>
+        <w:rPr>
+          <w:i w:val="0"/>
+          <w:sz w:val="24"/>
+          <w:szCs w:val="24"/>
+        </w:rPr>
+        <w:t>10</w:t>
+      </w:r>
+    </w:p>
+    <w:p>
+      <w:pPr>
+        <w:tabs>
+          <w:tab w:val="left" w:pos="450"/>
+          <w:tab w:val="left" w:pos="1260"/>
+          <w:tab w:val="left" w:pos="1620"/>
+          <w:tab w:val="left" w:pos="1980"/>
+          <w:tab w:val="right" w:leader="dot" w:pos="8280"/>
         </w:tabs>
         <w:ind w:right="360"/>
         <w:rPr>
@@ -1182,54 +1398,38 @@
           <w:sz w:val="24"/>
           <w:szCs w:val="24"/>
         </w:rPr>
-        <w:tab/>
-      </w:r>
-      <w:r>
-        <w:rPr>
-          <w:i w:val="0"/>
-          <w:sz w:val="24"/>
-          <w:szCs w:val="24"/>
-        </w:rPr>
-        <w:tab/>
-      </w:r>
-      <w:r>
-        <w:rPr>
-          <w:rFonts w:ascii="Times New Roman" w:hAnsi="Times New Roman"/>
-          <w:i w:val="0"/>
-          <w:sz w:val="28"/>
-          <w:szCs w:val="28"/>
-        </w:rPr>
-        <w:t>Ozone Exposure on Human Healt</w:t>
-      </w:r>
-      <w:r>
-        <w:rPr>
-          <w:rFonts w:ascii="Times New Roman" w:hAnsi="Times New Roman"/>
-          <w:i w:val="0"/>
-          <w:sz w:val="28"/>
-          <w:szCs w:val="28"/>
-        </w:rPr>
-        <w:t>h</w:t>
-      </w:r>
-      <w:r>
-        <w:rPr>
-          <w:i w:val="0"/>
-          <w:sz w:val="24"/>
-          <w:szCs w:val="24"/>
-        </w:rPr>
-        <w:tab/>
-      </w:r>
-      <w:r>
-        <w:rPr>
-          <w:i w:val="0"/>
-          <w:sz w:val="24"/>
-          <w:szCs w:val="24"/>
-        </w:rPr>
-        <w:t>x</w:t>
-      </w:r>
-    </w:p>
-    <w:p>
-      <w:pPr>
-        <w:tabs>
+        <w:t>II.</w:t>
+      </w:r>
+      <w:r>
+        <w:rPr>
+          <w:i w:val="0"/>
+          <w:sz w:val="24"/>
+          <w:szCs w:val="24"/>
+        </w:rPr>
+        <w:tab/>
+        <w:t>LITERATURE REVIEW</w:t>
+      </w:r>
+      <w:r>
+        <w:rPr>
+          <w:i w:val="0"/>
+          <w:sz w:val="24"/>
+          <w:szCs w:val="24"/>
+        </w:rPr>
+        <w:tab/>
+      </w:r>
+      <w:r>
+        <w:rPr>
+          <w:i w:val="0"/>
+          <w:sz w:val="24"/>
+          <w:szCs w:val="24"/>
+        </w:rPr>
+        <w:t>11</w:t>
+      </w:r>
+    </w:p>
+    <w:p>
+      <w:pPr>
+        <w:tabs>
+          <w:tab w:val="left" w:pos="450"/>
           <w:tab w:val="left" w:pos="540"/>
           <w:tab w:val="left" w:pos="1260"/>
           <w:tab w:val="left" w:pos="1620"/>
@@ -1258,43 +1458,65 @@
           <w:szCs w:val="24"/>
         </w:rPr>
         <w:tab/>
-      </w:r>
-      <w:r>
-        <w:rPr>
-          <w:i w:val="0"/>
-          <w:sz w:val="24"/>
-          <w:szCs w:val="24"/>
-        </w:rPr>
-        <w:tab/>
-      </w:r>
-      <w:r>
-        <w:rPr>
-          <w:i w:val="0"/>
-          <w:sz w:val="24"/>
-          <w:szCs w:val="24"/>
-        </w:rPr>
-        <w:t>Health Concerns Due to O3 Exposure</w:t>
-      </w:r>
-      <w:r>
-        <w:rPr>
-          <w:i w:val="0"/>
-          <w:sz w:val="24"/>
-          <w:szCs w:val="24"/>
-        </w:rPr>
-        <w:tab/>
-      </w:r>
-      <w:r>
-        <w:rPr>
-          <w:i w:val="0"/>
-          <w:sz w:val="24"/>
-          <w:szCs w:val="24"/>
-        </w:rPr>
+        <w:t>Overview of Ozone Modelling</w:t>
+      </w:r>
+      <w:r>
+        <w:rPr>
+          <w:i w:val="0"/>
+          <w:sz w:val="24"/>
+          <w:szCs w:val="24"/>
+        </w:rPr>
+        <w:tab/>
         <w:t>x</w:t>
       </w:r>
     </w:p>
     <w:p>
       <w:pPr>
         <w:tabs>
+          <w:tab w:val="left" w:pos="450"/>
+          <w:tab w:val="left" w:pos="540"/>
+          <w:tab w:val="left" w:pos="1260"/>
+          <w:tab w:val="left" w:pos="1620"/>
+          <w:tab w:val="right" w:leader="dot" w:pos="8280"/>
+        </w:tabs>
+        <w:ind w:right="360"/>
+        <w:rPr>
+          <w:i w:val="0"/>
+          <w:sz w:val="24"/>
+          <w:szCs w:val="24"/>
+        </w:rPr>
+      </w:pPr>
+      <w:r>
+        <w:rPr>
+          <w:i w:val="0"/>
+          <w:sz w:val="24"/>
+          <w:szCs w:val="24"/>
+        </w:rPr>
+        <w:tab/>
+      </w:r>
+      <w:r>
+        <w:rPr>
+          <w:i w:val="0"/>
+          <w:sz w:val="24"/>
+          <w:szCs w:val="24"/>
+        </w:rPr>
+        <w:tab/>
+        <w:t>Geospatial Analysis</w:t>
+      </w:r>
+      <w:r>
+        <w:rPr>
+          <w:i w:val="0"/>
+          <w:sz w:val="24"/>
+          <w:szCs w:val="24"/>
+        </w:rPr>
+        <w:tab/>
+        <w:t>x</w:t>
+      </w:r>
+    </w:p>
+    <w:p>
+      <w:pPr>
+        <w:tabs>
+          <w:tab w:val="left" w:pos="450"/>
           <w:tab w:val="left" w:pos="540"/>
           <w:tab w:val="left" w:pos="1260"/>
           <w:tab w:val="left" w:pos="1620"/>
@@ -1330,28 +1552,23 @@
           <w:sz w:val="24"/>
           <w:szCs w:val="24"/>
         </w:rPr>
-        <w:t>Current Pollutant Models Lack Geospatial Correlations</w:t>
-      </w:r>
-      <w:r>
-        <w:rPr>
-          <w:i w:val="0"/>
-          <w:sz w:val="24"/>
-          <w:szCs w:val="24"/>
-        </w:rPr>
-        <w:tab/>
-      </w:r>
-      <w:r>
-        <w:rPr>
-          <w:i w:val="0"/>
-          <w:sz w:val="24"/>
-          <w:szCs w:val="24"/>
-        </w:rPr>
+        <w:tab/>
+        <w:t>AI/ML Implementation</w:t>
+      </w:r>
+      <w:r>
+        <w:rPr>
+          <w:i w:val="0"/>
+          <w:sz w:val="24"/>
+          <w:szCs w:val="24"/>
+        </w:rPr>
+        <w:tab/>
         <w:t>x</w:t>
       </w:r>
     </w:p>
     <w:p>
       <w:pPr>
         <w:tabs>
+          <w:tab w:val="left" w:pos="450"/>
           <w:tab w:val="left" w:pos="540"/>
           <w:tab w:val="left" w:pos="1260"/>
           <w:tab w:val="left" w:pos="1620"/>
@@ -1380,28 +1597,22 @@
           <w:szCs w:val="24"/>
         </w:rPr>
         <w:tab/>
-        <w:t>Arrangement of the Thesis</w:t>
-      </w:r>
-      <w:r>
-        <w:rPr>
-          <w:i w:val="0"/>
-          <w:sz w:val="24"/>
-          <w:szCs w:val="24"/>
-        </w:rPr>
-        <w:tab/>
-      </w:r>
-      <w:r>
-        <w:rPr>
-          <w:i w:val="0"/>
-          <w:sz w:val="24"/>
-          <w:szCs w:val="24"/>
-        </w:rPr>
+        <w:t>Research and Future Directions</w:t>
+      </w:r>
+      <w:r>
+        <w:rPr>
+          <w:i w:val="0"/>
+          <w:sz w:val="24"/>
+          <w:szCs w:val="24"/>
+        </w:rPr>
+        <w:tab/>
         <w:t>x</w:t>
       </w:r>
     </w:p>
     <w:p>
       <w:pPr>
         <w:tabs>
+          <w:tab w:val="left" w:pos="450"/>
           <w:tab w:val="left" w:pos="540"/>
           <w:tab w:val="left" w:pos="1260"/>
           <w:tab w:val="left" w:pos="1620"/>
@@ -1421,45 +1632,80 @@
           <w:sz w:val="24"/>
           <w:szCs w:val="24"/>
         </w:rPr>
-        <w:t>II.</w:t>
-      </w:r>
-      <w:r>
-        <w:rPr>
-          <w:i w:val="0"/>
-          <w:sz w:val="24"/>
-          <w:szCs w:val="24"/>
-        </w:rPr>
-        <w:tab/>
-        <w:t>LITERATURE</w:t>
-      </w:r>
-      <w:r>
-        <w:rPr>
-          <w:i w:val="0"/>
-          <w:sz w:val="24"/>
-          <w:szCs w:val="24"/>
-        </w:rPr>
-        <w:t xml:space="preserve"> REVIEW</w:t>
-      </w:r>
-      <w:r>
-        <w:rPr>
-          <w:i w:val="0"/>
-          <w:sz w:val="24"/>
-          <w:szCs w:val="24"/>
-        </w:rPr>
-        <w:tab/>
-      </w:r>
-      <w:r>
-        <w:rPr>
-          <w:i w:val="0"/>
-          <w:sz w:val="24"/>
-          <w:szCs w:val="24"/>
-        </w:rPr>
+        <w:tab/>
+      </w:r>
+      <w:r>
+        <w:rPr>
+          <w:i w:val="0"/>
+          <w:sz w:val="24"/>
+          <w:szCs w:val="24"/>
+        </w:rPr>
+        <w:tab/>
+      </w:r>
+      <w:r>
+        <w:rPr>
+          <w:i w:val="0"/>
+          <w:sz w:val="24"/>
+          <w:szCs w:val="24"/>
+        </w:rPr>
+        <w:tab/>
+        <w:t>Thesis Abstract</w:t>
+      </w:r>
+      <w:r>
+        <w:rPr>
+          <w:i w:val="0"/>
+          <w:sz w:val="24"/>
+          <w:szCs w:val="24"/>
+        </w:rPr>
+        <w:tab/>
         <w:t>x</w:t>
       </w:r>
     </w:p>
     <w:p>
       <w:pPr>
         <w:tabs>
+          <w:tab w:val="left" w:pos="450"/>
+          <w:tab w:val="left" w:pos="1260"/>
+          <w:tab w:val="right" w:leader="dot" w:pos="8280"/>
+        </w:tabs>
+        <w:ind w:right="360"/>
+        <w:rPr>
+          <w:i w:val="0"/>
+          <w:sz w:val="24"/>
+          <w:szCs w:val="24"/>
+        </w:rPr>
+      </w:pPr>
+      <w:r>
+        <w:rPr>
+          <w:i w:val="0"/>
+          <w:sz w:val="24"/>
+          <w:szCs w:val="24"/>
+        </w:rPr>
+        <w:t>III.</w:t>
+      </w:r>
+      <w:r>
+        <w:rPr>
+          <w:i w:val="0"/>
+          <w:sz w:val="24"/>
+          <w:szCs w:val="24"/>
+        </w:rPr>
+        <w:tab/>
+        <w:t>DATA COLLECTION AND PRE-PROCESSING</w:t>
+      </w:r>
+      <w:r>
+        <w:rPr>
+          <w:i w:val="0"/>
+          <w:sz w:val="24"/>
+          <w:szCs w:val="24"/>
+        </w:rPr>
+        <w:tab/>
+        <w:t>x</w:t>
+      </w:r>
+    </w:p>
+    <w:p>
+      <w:pPr>
+        <w:tabs>
+          <w:tab w:val="left" w:pos="450"/>
           <w:tab w:val="left" w:pos="540"/>
           <w:tab w:val="left" w:pos="1260"/>
           <w:tab w:val="left" w:pos="1620"/>
@@ -1488,38 +1734,23 @@
           <w:szCs w:val="24"/>
         </w:rPr>
         <w:tab/>
-      </w:r>
-      <w:r>
-        <w:rPr>
-          <w:i w:val="0"/>
-          <w:sz w:val="24"/>
-          <w:szCs w:val="24"/>
-        </w:rPr>
-        <w:t>Overview of Ozone Modelling</w:t>
-      </w:r>
-      <w:r>
-        <w:rPr>
-          <w:i w:val="0"/>
-          <w:sz w:val="24"/>
-          <w:szCs w:val="24"/>
-        </w:rPr>
-        <w:tab/>
-      </w:r>
-      <w:r>
-        <w:rPr>
-          <w:i w:val="0"/>
-          <w:sz w:val="24"/>
-          <w:szCs w:val="24"/>
-        </w:rPr>
+        <w:t>Data Methods</w:t>
+      </w:r>
+      <w:r>
+        <w:rPr>
+          <w:i w:val="0"/>
+          <w:sz w:val="24"/>
+          <w:szCs w:val="24"/>
+        </w:rPr>
+        <w:tab/>
         <w:t>x</w:t>
       </w:r>
     </w:p>
     <w:p>
       <w:pPr>
         <w:tabs>
-          <w:tab w:val="left" w:pos="540"/>
+          <w:tab w:val="left" w:pos="450"/>
           <w:tab w:val="left" w:pos="1260"/>
-          <w:tab w:val="left" w:pos="1620"/>
           <w:tab w:val="right" w:leader="dot" w:pos="8280"/>
         </w:tabs>
         <w:ind w:right="360"/>
@@ -1535,523 +1766,164 @@
           <w:sz w:val="24"/>
           <w:szCs w:val="24"/>
         </w:rPr>
-        <w:tab/>
-      </w:r>
-      <w:r>
-        <w:rPr>
-          <w:i w:val="0"/>
-          <w:sz w:val="24"/>
-          <w:szCs w:val="24"/>
-        </w:rPr>
-        <w:tab/>
-      </w:r>
-      <w:r>
-        <w:rPr>
-          <w:i w:val="0"/>
-          <w:sz w:val="24"/>
-          <w:szCs w:val="24"/>
-        </w:rPr>
-        <w:t>Geospatial Analysis</w:t>
-      </w:r>
-      <w:r>
-        <w:rPr>
-          <w:i w:val="0"/>
-          <w:sz w:val="24"/>
-          <w:szCs w:val="24"/>
-        </w:rPr>
-        <w:tab/>
-      </w:r>
-      <w:r>
-        <w:rPr>
-          <w:i w:val="0"/>
-          <w:sz w:val="24"/>
-          <w:szCs w:val="24"/>
-        </w:rPr>
+        <w:t>IV.</w:t>
+      </w:r>
+      <w:r>
+        <w:rPr>
+          <w:i w:val="0"/>
+          <w:sz w:val="24"/>
+          <w:szCs w:val="24"/>
+        </w:rPr>
+        <w:tab/>
+        <w:t>METHEDOLOGY</w:t>
+      </w:r>
+      <w:r>
+        <w:rPr>
+          <w:i w:val="0"/>
+          <w:sz w:val="24"/>
+          <w:szCs w:val="24"/>
+        </w:rPr>
+        <w:tab/>
         <w:t>x</w:t>
       </w:r>
     </w:p>
     <w:p>
       <w:pPr>
         <w:tabs>
+          <w:tab w:val="left" w:pos="450"/>
+          <w:tab w:val="left" w:pos="1260"/>
+          <w:tab w:val="right" w:leader="dot" w:pos="8280"/>
+        </w:tabs>
+        <w:ind w:right="360"/>
+        <w:rPr>
+          <w:i w:val="0"/>
+          <w:sz w:val="24"/>
+          <w:szCs w:val="24"/>
+        </w:rPr>
+      </w:pPr>
+      <w:r>
+        <w:rPr>
+          <w:i w:val="0"/>
+          <w:sz w:val="24"/>
+          <w:szCs w:val="24"/>
+        </w:rPr>
+        <w:t>V.</w:t>
+      </w:r>
+      <w:r>
+        <w:rPr>
+          <w:i w:val="0"/>
+          <w:sz w:val="24"/>
+          <w:szCs w:val="24"/>
+        </w:rPr>
+        <w:tab/>
+        <w:t>RESULTS</w:t>
+      </w:r>
+      <w:r>
+        <w:rPr>
+          <w:i w:val="0"/>
+          <w:sz w:val="24"/>
+          <w:szCs w:val="24"/>
+        </w:rPr>
+        <w:tab/>
+        <w:t>x</w:t>
+      </w:r>
+    </w:p>
+    <w:p>
+      <w:pPr>
+        <w:tabs>
+          <w:tab w:val="left" w:pos="450"/>
+          <w:tab w:val="left" w:pos="1260"/>
+          <w:tab w:val="right" w:leader="dot" w:pos="8280"/>
+        </w:tabs>
+        <w:ind w:right="360"/>
+        <w:rPr>
+          <w:i w:val="0"/>
+          <w:sz w:val="24"/>
+          <w:szCs w:val="24"/>
+        </w:rPr>
+      </w:pPr>
+      <w:r>
+        <w:rPr>
+          <w:i w:val="0"/>
+          <w:sz w:val="24"/>
+          <w:szCs w:val="24"/>
+        </w:rPr>
+        <w:t>VI.</w:t>
+      </w:r>
+      <w:r>
+        <w:rPr>
+          <w:i w:val="0"/>
+          <w:sz w:val="24"/>
+          <w:szCs w:val="24"/>
+        </w:rPr>
+        <w:tab/>
+        <w:t>DISCUSSION</w:t>
+      </w:r>
+      <w:r>
+        <w:rPr>
+          <w:i w:val="0"/>
+          <w:sz w:val="24"/>
+          <w:szCs w:val="24"/>
+        </w:rPr>
+        <w:tab/>
+        <w:t>x</w:t>
+      </w:r>
+    </w:p>
+    <w:p>
+      <w:pPr>
+        <w:tabs>
+          <w:tab w:val="left" w:pos="450"/>
+          <w:tab w:val="left" w:pos="1260"/>
+          <w:tab w:val="right" w:leader="dot" w:pos="8280"/>
+        </w:tabs>
+        <w:ind w:right="360"/>
+        <w:rPr>
+          <w:i w:val="0"/>
+          <w:sz w:val="24"/>
+          <w:szCs w:val="24"/>
+        </w:rPr>
+      </w:pPr>
+      <w:r>
+        <w:rPr>
+          <w:i w:val="0"/>
+          <w:sz w:val="24"/>
+          <w:szCs w:val="24"/>
+        </w:rPr>
+        <w:t>VII.CONCLUSION AND FUTURE DIRCTIONS</w:t>
+      </w:r>
+      <w:r>
+        <w:rPr>
+          <w:i w:val="0"/>
+          <w:sz w:val="24"/>
+          <w:szCs w:val="24"/>
+        </w:rPr>
+        <w:tab/>
+        <w:t>x</w:t>
+      </w:r>
+    </w:p>
+    <w:p>
+      <w:pPr>
+        <w:tabs>
+          <w:tab w:val="left" w:pos="450"/>
           <w:tab w:val="left" w:pos="540"/>
           <w:tab w:val="left" w:pos="1260"/>
           <w:tab w:val="left" w:pos="1620"/>
           <w:tab w:val="left" w:pos="1980"/>
           <w:tab w:val="right" w:leader="dot" w:pos="8280"/>
         </w:tabs>
-        <w:ind w:right="360"/>
-        <w:rPr>
-          <w:i w:val="0"/>
-          <w:sz w:val="24"/>
-          <w:szCs w:val="24"/>
-        </w:rPr>
-      </w:pPr>
-      <w:r>
-        <w:rPr>
-          <w:i w:val="0"/>
-          <w:sz w:val="24"/>
-          <w:szCs w:val="24"/>
-        </w:rPr>
-        <w:tab/>
-      </w:r>
-      <w:r>
-        <w:rPr>
-          <w:i w:val="0"/>
-          <w:sz w:val="24"/>
-          <w:szCs w:val="24"/>
-        </w:rPr>
-        <w:tab/>
-      </w:r>
-      <w:r>
-        <w:rPr>
-          <w:i w:val="0"/>
-          <w:sz w:val="24"/>
-          <w:szCs w:val="24"/>
-        </w:rPr>
-        <w:tab/>
-      </w:r>
-      <w:r>
-        <w:rPr>
-          <w:i w:val="0"/>
-          <w:sz w:val="24"/>
-          <w:szCs w:val="24"/>
-        </w:rPr>
-        <w:t>AI/ML Implementation</w:t>
-      </w:r>
-      <w:r>
-        <w:rPr>
-          <w:i w:val="0"/>
-          <w:sz w:val="24"/>
-          <w:szCs w:val="24"/>
-        </w:rPr>
-        <w:tab/>
-      </w:r>
-      <w:r>
-        <w:rPr>
-          <w:i w:val="0"/>
-          <w:sz w:val="24"/>
-          <w:szCs w:val="24"/>
-        </w:rPr>
-        <w:t>x</w:t>
-      </w:r>
-    </w:p>
-    <w:p>
-      <w:pPr>
-        <w:tabs>
-          <w:tab w:val="left" w:pos="540"/>
-          <w:tab w:val="left" w:pos="1260"/>
-          <w:tab w:val="left" w:pos="1620"/>
-          <w:tab w:val="left" w:pos="1980"/>
-          <w:tab w:val="right" w:leader="dot" w:pos="8280"/>
-        </w:tabs>
-        <w:ind w:right="360"/>
-        <w:rPr>
-          <w:i w:val="0"/>
-          <w:sz w:val="24"/>
-          <w:szCs w:val="24"/>
-        </w:rPr>
-      </w:pPr>
-      <w:r>
-        <w:rPr>
-          <w:i w:val="0"/>
-          <w:sz w:val="24"/>
-          <w:szCs w:val="24"/>
-        </w:rPr>
-        <w:tab/>
-      </w:r>
-      <w:r>
-        <w:rPr>
-          <w:i w:val="0"/>
-          <w:sz w:val="24"/>
-          <w:szCs w:val="24"/>
-        </w:rPr>
-        <w:tab/>
-      </w:r>
-      <w:r>
-        <w:rPr>
-          <w:i w:val="0"/>
-          <w:sz w:val="24"/>
-          <w:szCs w:val="24"/>
-        </w:rPr>
-        <w:t>Research and Future Directions</w:t>
-      </w:r>
-      <w:r>
-        <w:rPr>
-          <w:i w:val="0"/>
-          <w:sz w:val="24"/>
-          <w:szCs w:val="24"/>
-        </w:rPr>
-        <w:tab/>
-      </w:r>
-      <w:r>
-        <w:rPr>
-          <w:i w:val="0"/>
-          <w:sz w:val="24"/>
-          <w:szCs w:val="24"/>
-        </w:rPr>
-        <w:t>x</w:t>
-      </w:r>
-    </w:p>
-    <w:p>
-      <w:pPr>
-        <w:tabs>
-          <w:tab w:val="left" w:pos="540"/>
-          <w:tab w:val="left" w:pos="1260"/>
-          <w:tab w:val="left" w:pos="1620"/>
-          <w:tab w:val="left" w:pos="1980"/>
-          <w:tab w:val="right" w:leader="dot" w:pos="8280"/>
-        </w:tabs>
-        <w:ind w:right="360"/>
-        <w:rPr>
-          <w:i w:val="0"/>
-          <w:sz w:val="24"/>
-          <w:szCs w:val="24"/>
-        </w:rPr>
-      </w:pPr>
-      <w:r>
-        <w:rPr>
-          <w:i w:val="0"/>
-          <w:sz w:val="24"/>
-          <w:szCs w:val="24"/>
-        </w:rPr>
-        <w:tab/>
-      </w:r>
-      <w:r>
-        <w:rPr>
-          <w:i w:val="0"/>
-          <w:sz w:val="24"/>
-          <w:szCs w:val="24"/>
-        </w:rPr>
-        <w:tab/>
-      </w:r>
-      <w:r>
-        <w:rPr>
-          <w:i w:val="0"/>
-          <w:sz w:val="24"/>
-          <w:szCs w:val="24"/>
-        </w:rPr>
-        <w:tab/>
-      </w:r>
-      <w:r>
-        <w:rPr>
-          <w:i w:val="0"/>
-          <w:sz w:val="24"/>
-          <w:szCs w:val="24"/>
-        </w:rPr>
-        <w:t>Thesis Abstract</w:t>
-      </w:r>
-      <w:r>
-        <w:rPr>
-          <w:i w:val="0"/>
-          <w:sz w:val="24"/>
-          <w:szCs w:val="24"/>
-        </w:rPr>
-        <w:tab/>
-      </w:r>
-      <w:r>
-        <w:rPr>
-          <w:i w:val="0"/>
-          <w:sz w:val="24"/>
-          <w:szCs w:val="24"/>
-        </w:rPr>
-        <w:t>x</w:t>
-      </w:r>
-    </w:p>
-    <w:p>
-      <w:pPr>
-        <w:tabs>
-          <w:tab w:val="left" w:pos="540"/>
-          <w:tab w:val="left" w:pos="1260"/>
-          <w:tab w:val="left" w:pos="1620"/>
-          <w:tab w:val="left" w:pos="1980"/>
-          <w:tab w:val="right" w:leader="dot" w:pos="8280"/>
-        </w:tabs>
-        <w:ind w:right="360"/>
-        <w:rPr>
-          <w:i w:val="0"/>
-          <w:sz w:val="24"/>
-          <w:szCs w:val="24"/>
-        </w:rPr>
-      </w:pPr>
-      <w:r>
-        <w:rPr>
-          <w:i w:val="0"/>
-          <w:sz w:val="24"/>
-          <w:szCs w:val="24"/>
-        </w:rPr>
-        <w:t>III.</w:t>
-      </w:r>
-      <w:r>
-        <w:rPr>
-          <w:i w:val="0"/>
-          <w:sz w:val="24"/>
-          <w:szCs w:val="24"/>
-        </w:rPr>
-        <w:tab/>
-        <w:t>DATA COLLECTION AND PRE-PROCESSING</w:t>
-      </w:r>
-      <w:r>
-        <w:rPr>
-          <w:i w:val="0"/>
-          <w:sz w:val="24"/>
-          <w:szCs w:val="24"/>
-        </w:rPr>
-        <w:tab/>
-      </w:r>
-      <w:r>
-        <w:rPr>
-          <w:i w:val="0"/>
-          <w:sz w:val="24"/>
-          <w:szCs w:val="24"/>
-        </w:rPr>
-        <w:t>x</w:t>
-      </w:r>
-    </w:p>
-    <w:p>
-      <w:pPr>
-        <w:tabs>
-          <w:tab w:val="left" w:pos="540"/>
-          <w:tab w:val="left" w:pos="1260"/>
-          <w:tab w:val="left" w:pos="1620"/>
-          <w:tab w:val="left" w:pos="1980"/>
-          <w:tab w:val="right" w:leader="dot" w:pos="8280"/>
-        </w:tabs>
-        <w:ind w:right="360"/>
-        <w:rPr>
-          <w:i w:val="0"/>
-          <w:sz w:val="24"/>
-          <w:szCs w:val="24"/>
-        </w:rPr>
-      </w:pPr>
-      <w:r>
-        <w:rPr>
-          <w:i w:val="0"/>
-          <w:sz w:val="24"/>
-          <w:szCs w:val="24"/>
-        </w:rPr>
-        <w:tab/>
-      </w:r>
-      <w:r>
-        <w:rPr>
-          <w:i w:val="0"/>
-          <w:sz w:val="24"/>
-          <w:szCs w:val="24"/>
-        </w:rPr>
-        <w:tab/>
-        <w:t>Data Methods</w:t>
-      </w:r>
-      <w:r>
-        <w:rPr>
-          <w:i w:val="0"/>
-          <w:sz w:val="24"/>
-          <w:szCs w:val="24"/>
-        </w:rPr>
-        <w:tab/>
-        <w:t>x</w:t>
-      </w:r>
-    </w:p>
-    <w:p>
-      <w:pPr>
-        <w:tabs>
-          <w:tab w:val="left" w:pos="540"/>
-          <w:tab w:val="left" w:pos="1260"/>
-          <w:tab w:val="left" w:pos="1620"/>
-          <w:tab w:val="left" w:pos="1980"/>
-          <w:tab w:val="right" w:leader="dot" w:pos="8280"/>
-        </w:tabs>
-        <w:ind w:right="360"/>
-        <w:rPr>
-          <w:i w:val="0"/>
-          <w:sz w:val="24"/>
-          <w:szCs w:val="24"/>
-          <w:u w:val="dotted"/>
-        </w:rPr>
-      </w:pPr>
-      <w:r>
-        <w:rPr>
-          <w:i w:val="0"/>
-          <w:sz w:val="24"/>
-          <w:szCs w:val="24"/>
-        </w:rPr>
-        <w:t>IV.</w:t>
-      </w:r>
-      <w:r>
-        <w:rPr>
-          <w:i w:val="0"/>
-          <w:sz w:val="24"/>
-          <w:szCs w:val="24"/>
-        </w:rPr>
-        <w:tab/>
-        <w:t>METHEDOLOGY</w:t>
-      </w:r>
-      <w:r>
-        <w:rPr>
-          <w:i w:val="0"/>
-          <w:sz w:val="24"/>
-          <w:szCs w:val="24"/>
-        </w:rPr>
-        <w:tab/>
-        <w:t>x</w:t>
-      </w:r>
-    </w:p>
-    <w:p>
-      <w:pPr>
-        <w:tabs>
-          <w:tab w:val="left" w:pos="540"/>
-          <w:tab w:val="left" w:pos="1260"/>
-          <w:tab w:val="left" w:pos="1620"/>
-          <w:tab w:val="left" w:pos="1980"/>
-          <w:tab w:val="right" w:leader="dot" w:pos="8280"/>
-        </w:tabs>
-        <w:ind w:right="360"/>
-        <w:rPr>
-          <w:i w:val="0"/>
-          <w:sz w:val="24"/>
-          <w:szCs w:val="24"/>
-        </w:rPr>
-      </w:pPr>
-      <w:r>
-        <w:rPr>
-          <w:i w:val="0"/>
-          <w:sz w:val="24"/>
-          <w:szCs w:val="24"/>
-        </w:rPr>
-        <w:t>V.</w:t>
-      </w:r>
-      <w:r>
-        <w:rPr>
-          <w:i w:val="0"/>
-          <w:sz w:val="24"/>
-          <w:szCs w:val="24"/>
-        </w:rPr>
-        <w:tab/>
-        <w:t>RESULTS</w:t>
-      </w:r>
-      <w:r>
-        <w:rPr>
-          <w:i w:val="0"/>
-          <w:sz w:val="24"/>
-          <w:szCs w:val="24"/>
-        </w:rPr>
-        <w:tab/>
-      </w:r>
-      <w:r>
-        <w:rPr>
-          <w:i w:val="0"/>
-          <w:sz w:val="24"/>
-          <w:szCs w:val="24"/>
-        </w:rPr>
-        <w:tab/>
-        <w:t>x</w:t>
-      </w:r>
-    </w:p>
-    <w:p>
-      <w:pPr>
-        <w:tabs>
-          <w:tab w:val="left" w:pos="540"/>
-          <w:tab w:val="left" w:pos="1260"/>
-          <w:tab w:val="left" w:pos="1620"/>
-          <w:tab w:val="left" w:pos="1980"/>
-          <w:tab w:val="right" w:leader="dot" w:pos="8280"/>
-        </w:tabs>
-        <w:ind w:right="360"/>
-        <w:rPr>
-          <w:i w:val="0"/>
-          <w:sz w:val="24"/>
-          <w:szCs w:val="24"/>
-        </w:rPr>
-      </w:pPr>
-      <w:r>
-        <w:rPr>
-          <w:i w:val="0"/>
-          <w:sz w:val="24"/>
-          <w:szCs w:val="24"/>
-        </w:rPr>
-        <w:t>VI.</w:t>
-      </w:r>
-      <w:r>
-        <w:rPr>
-          <w:i w:val="0"/>
-          <w:sz w:val="24"/>
-          <w:szCs w:val="24"/>
-        </w:rPr>
-        <w:tab/>
-        <w:t>DISCUSSION</w:t>
-      </w:r>
-      <w:r>
-        <w:rPr>
-          <w:i w:val="0"/>
-          <w:sz w:val="24"/>
-          <w:szCs w:val="24"/>
-        </w:rPr>
-        <w:tab/>
-        <w:t>x</w:t>
-      </w:r>
-    </w:p>
-    <w:p>
-      <w:pPr>
-        <w:tabs>
-          <w:tab w:val="left" w:pos="540"/>
-          <w:tab w:val="left" w:pos="1260"/>
-          <w:tab w:val="left" w:pos="1620"/>
-          <w:tab w:val="left" w:pos="1980"/>
-          <w:tab w:val="right" w:leader="dot" w:pos="8280"/>
-        </w:tabs>
-        <w:ind w:right="360"/>
-        <w:rPr>
-          <w:i w:val="0"/>
-          <w:sz w:val="24"/>
-          <w:szCs w:val="24"/>
-        </w:rPr>
-      </w:pPr>
-      <w:r>
-        <w:rPr>
-          <w:i w:val="0"/>
-          <w:sz w:val="24"/>
-          <w:szCs w:val="24"/>
-        </w:rPr>
-        <w:t>VII. CONCLUSION AND FUTURE DIRCTIONS</w:t>
-      </w:r>
-      <w:r>
-        <w:rPr>
-          <w:i w:val="0"/>
-          <w:sz w:val="24"/>
-          <w:szCs w:val="24"/>
-        </w:rPr>
-        <w:tab/>
-        <w:t>x</w:t>
-      </w:r>
-    </w:p>
-    <w:p>
-      <w:pPr>
-        <w:tabs>
-          <w:tab w:val="left" w:pos="540"/>
-          <w:tab w:val="left" w:pos="1260"/>
-          <w:tab w:val="left" w:pos="1620"/>
-          <w:tab w:val="left" w:pos="1980"/>
-          <w:tab w:val="right" w:leader="dot" w:pos="8280"/>
-        </w:tabs>
-        <w:rPr>
-          <w:i w:val="0"/>
-          <w:sz w:val="24"/>
-          <w:szCs w:val="24"/>
-        </w:rPr>
-      </w:pPr>
-      <w:r>
-        <w:rPr>
-          <w:i w:val="0"/>
-          <w:sz w:val="24"/>
-          <w:szCs w:val="24"/>
-        </w:rPr>
-        <w:t>BIBLIOGR</w:t>
-      </w:r>
-      <w:r>
-        <w:rPr>
-          <w:i w:val="0"/>
-          <w:sz w:val="24"/>
-          <w:szCs w:val="24"/>
-        </w:rPr>
-        <w:t>APHY.…………………….…………………………………………….x</w:t>
+        <w:rPr>
+          <w:i w:val="0"/>
+          <w:sz w:val="24"/>
+          <w:szCs w:val="24"/>
+        </w:rPr>
+      </w:pPr>
+      <w:r>
+        <w:rPr>
+          <w:i w:val="0"/>
+          <w:sz w:val="24"/>
+          <w:szCs w:val="24"/>
+        </w:rPr>
+        <w:t>BIBLIOGRAPHY.…………………….…………………………………………….x</w:t>
       </w:r>
     </w:p>
     <w:p>
